--- a/rapports/2026-06-06/EQ35/EQ35_enq1_v2/DR_021204020031/30-39-46-66.docx
+++ b/rapports/2026-06-06/EQ35/EQ35_enq1_v2/DR_021204020031/30-39-46-66.docx
@@ -297,7 +297,7 @@
           <w:color w:val="1F6FEB"/>
           <w:sz w:val="22"/>
         </w:rPr>
-        <w:t>⚠ INCOHÉRENCES À CORRIGER (55)</w:t>
+        <w:t>⚠ INCOHÉRENCES À CORRIGER (51)</w:t>
       </w:r>
     </w:p>
     <w:tbl>
@@ -1264,7 +1264,7 @@
                 <w:color w:val="16A34A"/>
                 <w:sz w:val="16"/>
               </w:rPr>
-              <w:t>—</w:t>
+              <w:t>s02q33, s01q00b</w:t>
             </w:r>
           </w:p>
         </w:tc>
@@ -1295,7 +1295,7 @@
                 <w:i w:val="0"/>
                 <w:sz w:val="17"/>
               </w:rPr>
-              <w:t>Incohérence!!! seulement les écoles gouvermentales paient les cotisations (Gouvernement, communauté, ONG ou organisation humanitaire).</w:t>
+              <w:t>Incoherent!!! La dernière fois que ABDOULAYE DIALLO a  fréquenté l'école est 9999.</w:t>
             </w:r>
           </w:p>
         </w:tc>
@@ -1310,10 +1310,10 @@
               <w:rPr>
                 <w:b/>
                 <w:i w:val="0"/>
-                <w:color w:val="DC2626"/>
+                <w:color w:val="EA580C"/>
                 <w:sz w:val="16"/>
               </w:rPr>
-              <w:t>Haute</w:t>
+              <w:t>Moyenne</w:t>
             </w:r>
           </w:p>
         </w:tc>
@@ -1328,7 +1328,7 @@
                 <w:i w:val="0"/>
                 <w:sz w:val="16"/>
               </w:rPr>
-              <w:t>S02</w:t>
+              <w:t>S00</w:t>
               <w:br/>
             </w:r>
             <w:r>
@@ -1338,7 +1338,7 @@
                 <w:color w:val="64748B"/>
                 <w:sz w:val="14"/>
               </w:rPr>
-              <w:t>Éducation</w:t>
+              <w:t>Identification</w:t>
             </w:r>
           </w:p>
         </w:tc>
@@ -1354,7 +1354,7 @@
                 <w:color w:val="16A34A"/>
                 <w:sz w:val="16"/>
               </w:rPr>
-              <w:t>—</w:t>
+              <w:t>s00q27</w:t>
             </w:r>
           </w:p>
         </w:tc>
@@ -1385,7 +1385,7 @@
                 <w:i w:val="0"/>
                 <w:sz w:val="17"/>
               </w:rPr>
-              <w:t>Incohérence!!! seulement les écoles privées paient les frais de scolarité (y compris les frais d'inscription).</w:t>
+              <w:t>Le questionnaire semble ne pas être complètement fini mais le questionnaire est en statut complet, prière de compléter le questionnaire.</w:t>
             </w:r>
           </w:p>
         </w:tc>
@@ -1400,10 +1400,10 @@
               <w:rPr>
                 <w:b/>
                 <w:i w:val="0"/>
-                <w:color w:val="DC2626"/>
+                <w:color w:val="EA580C"/>
                 <w:sz w:val="16"/>
               </w:rPr>
-              <w:t>Haute</w:t>
+              <w:t>Moyenne</w:t>
             </w:r>
           </w:p>
         </w:tc>
@@ -1418,7 +1418,7 @@
                 <w:i w:val="0"/>
                 <w:sz w:val="16"/>
               </w:rPr>
-              <w:t>S02</w:t>
+              <w:t>S00</w:t>
               <w:br/>
             </w:r>
             <w:r>
@@ -1428,7 +1428,7 @@
                 <w:color w:val="64748B"/>
                 <w:sz w:val="14"/>
               </w:rPr>
-              <w:t>Éducation</w:t>
+              <w:t>Identification</w:t>
             </w:r>
           </w:p>
         </w:tc>
@@ -1444,7 +1444,7 @@
                 <w:color w:val="16A34A"/>
                 <w:sz w:val="16"/>
               </w:rPr>
-              <w:t>s02q33, s01q00b</w:t>
+              <w:t>—</w:t>
             </w:r>
           </w:p>
         </w:tc>
@@ -1475,7 +1475,7 @@
                 <w:i w:val="0"/>
                 <w:sz w:val="17"/>
               </w:rPr>
-              <w:t>Incoherent!!! La dernière fois que ABDOULAYE DIALLO a  fréquenté l'école est 9999.</w:t>
+              <w:t>L'adresse ou la localisation du ménage doit être bien renseignée, ne doit pas contenir des numéros de téléphone et elle semble courte pour être une adresse.</w:t>
             </w:r>
           </w:p>
         </w:tc>
@@ -1534,7 +1534,7 @@
                 <w:color w:val="16A34A"/>
                 <w:sz w:val="16"/>
               </w:rPr>
-              <w:t>s00q27</w:t>
+              <w:t>—</w:t>
             </w:r>
           </w:p>
         </w:tc>
@@ -1565,7 +1565,7 @@
                 <w:i w:val="0"/>
                 <w:sz w:val="17"/>
               </w:rPr>
-              <w:t>Le questionnaire semble ne pas être complètement fini mais le questionnaire est en statut complet, prière de compléter le questionnaire.</w:t>
+              <w:t>Prière de renseigner la bonne adresse.</w:t>
             </w:r>
           </w:p>
         </w:tc>
@@ -1598,7 +1598,7 @@
                 <w:i w:val="0"/>
                 <w:sz w:val="16"/>
               </w:rPr>
-              <w:t>S00</w:t>
+              <w:t>S01</w:t>
               <w:br/>
             </w:r>
             <w:r>
@@ -1608,7 +1608,7 @@
                 <w:color w:val="64748B"/>
                 <w:sz w:val="14"/>
               </w:rPr>
-              <w:t>Identification</w:t>
+              <w:t>Démographie</w:t>
             </w:r>
           </w:p>
         </w:tc>
@@ -1655,7 +1655,7 @@
                 <w:i w:val="0"/>
                 <w:sz w:val="17"/>
               </w:rPr>
-              <w:t>L'adresse ou la localisation du ménage doit être bien renseignée, ne doit pas contenir des numéros de téléphone et elle semble courte pour être une adresse.</w:t>
+              <w:t>Prière de verifier l'information donnée par ALPHA MAMOUDOU DIALLO ou corriger au niveau de la section 1.</w:t>
             </w:r>
           </w:p>
         </w:tc>
@@ -1688,7 +1688,7 @@
                 <w:i w:val="0"/>
                 <w:sz w:val="16"/>
               </w:rPr>
-              <w:t>S00</w:t>
+              <w:t>S01</w:t>
               <w:br/>
             </w:r>
             <w:r>
@@ -1698,7 +1698,7 @@
                 <w:color w:val="64748B"/>
                 <w:sz w:val="14"/>
               </w:rPr>
-              <w:t>Identification</w:t>
+              <w:t>Démographie</w:t>
             </w:r>
           </w:p>
         </w:tc>
@@ -1745,7 +1745,7 @@
                 <w:i w:val="0"/>
                 <w:sz w:val="17"/>
               </w:rPr>
-              <w:t>Prière de renseigner la bonne adresse.</w:t>
+              <w:t>Prière de verifier l'information donnée par MAMADOU FADIA DIALLO ou corriger au niveau de la section 1.</w:t>
             </w:r>
           </w:p>
         </w:tc>
@@ -1835,7 +1835,7 @@
                 <w:i w:val="0"/>
                 <w:sz w:val="17"/>
               </w:rPr>
-              <w:t>Prière de verifier l'information donnée par ALPHA MAMOUDOU DIALLO ou corriger au niveau de la section 1.</w:t>
+              <w:t>Prière de verifier l'information donnée par MAMADOU LAMARANA DIALLO ou corriger au niveau de la section 1.</w:t>
             </w:r>
           </w:p>
         </w:tc>
@@ -1868,7 +1868,7 @@
                 <w:i w:val="0"/>
                 <w:sz w:val="16"/>
               </w:rPr>
-              <w:t>S01</w:t>
+              <w:t>S02</w:t>
               <w:br/>
             </w:r>
             <w:r>
@@ -1878,7 +1878,7 @@
                 <w:color w:val="64748B"/>
                 <w:sz w:val="14"/>
               </w:rPr>
-              <w:t>Démographie</w:t>
+              <w:t>Éducation</w:t>
             </w:r>
           </w:p>
         </w:tc>
@@ -1894,7 +1894,7 @@
                 <w:color w:val="16A34A"/>
                 <w:sz w:val="16"/>
               </w:rPr>
-              <w:t>—</w:t>
+              <w:t>s01q63, s00q04, s02q25, s01q00b, s02q17_2, s02q15_2</w:t>
             </w:r>
           </w:p>
         </w:tc>
@@ -1925,367 +1925,7 @@
                 <w:i w:val="0"/>
                 <w:sz w:val="17"/>
               </w:rPr>
-              <w:t>Prière de verifier l'information donnée par MAMADOU FADIA DIALLO ou corriger au niveau de la section 1.</w:t>
-            </w:r>
-          </w:p>
-        </w:tc>
-      </w:tr>
-      <w:tr>
-        <w:tc>
-          <w:tcPr>
-            <w:tcW w:type="dxa" w:w="964"/>
-          </w:tcPr>
-          <w:p>
-            <w:r>
-              <w:rPr>
-                <w:b/>
-                <w:i w:val="0"/>
-                <w:color w:val="EA580C"/>
-                <w:sz w:val="16"/>
-              </w:rPr>
-              <w:t>Moyenne</w:t>
-            </w:r>
-          </w:p>
-        </w:tc>
-        <w:tc>
-          <w:tcPr>
-            <w:tcW w:type="dxa" w:w="1247"/>
-          </w:tcPr>
-          <w:p>
-            <w:r>
-              <w:rPr>
-                <w:b/>
-                <w:i w:val="0"/>
-                <w:sz w:val="16"/>
-              </w:rPr>
-              <w:t>S01</w:t>
-              <w:br/>
-            </w:r>
-            <w:r>
-              <w:rPr>
-                <w:b w:val="0"/>
-                <w:i w:val="0"/>
-                <w:color w:val="64748B"/>
-                <w:sz w:val="14"/>
-              </w:rPr>
-              <w:t>Démographie</w:t>
-            </w:r>
-          </w:p>
-        </w:tc>
-        <w:tc>
-          <w:tcPr>
-            <w:tcW w:type="dxa" w:w="1531"/>
-          </w:tcPr>
-          <w:p>
-            <w:r>
-              <w:rPr>
-                <w:b/>
-                <w:i w:val="0"/>
-                <w:color w:val="16A34A"/>
-                <w:sz w:val="16"/>
-              </w:rPr>
-              <w:t>—</w:t>
-            </w:r>
-          </w:p>
-        </w:tc>
-        <w:tc>
-          <w:tcPr>
-            <w:tcW w:type="dxa" w:w="1191"/>
-          </w:tcPr>
-          <w:p>
-            <w:r>
-              <w:rPr>
-                <w:b w:val="0"/>
-                <w:i w:val="0"/>
-                <w:color w:val="64748B"/>
-                <w:sz w:val="16"/>
-              </w:rPr>
-              <w:t>GT-CQ</w:t>
-            </w:r>
-          </w:p>
-        </w:tc>
-        <w:tc>
-          <w:tcPr>
-            <w:tcW w:type="dxa" w:w="4706"/>
-          </w:tcPr>
-          <w:p>
-            <w:r>
-              <w:rPr>
-                <w:b w:val="0"/>
-                <w:i w:val="0"/>
-                <w:sz w:val="17"/>
-              </w:rPr>
-              <w:t>Prière de verifier l'information donnée par MAMADOU LAMARANA DIALLO ou corriger au niveau de la section 1.</w:t>
-            </w:r>
-          </w:p>
-        </w:tc>
-      </w:tr>
-      <w:tr>
-        <w:tc>
-          <w:tcPr>
-            <w:tcW w:type="dxa" w:w="964"/>
-          </w:tcPr>
-          <w:p>
-            <w:r>
-              <w:rPr>
-                <w:b/>
-                <w:i w:val="0"/>
-                <w:color w:val="EA580C"/>
-                <w:sz w:val="16"/>
-              </w:rPr>
-              <w:t>Moyenne</w:t>
-            </w:r>
-          </w:p>
-        </w:tc>
-        <w:tc>
-          <w:tcPr>
-            <w:tcW w:type="dxa" w:w="1247"/>
-          </w:tcPr>
-          <w:p>
-            <w:r>
-              <w:rPr>
-                <w:b/>
-                <w:i w:val="0"/>
-                <w:sz w:val="16"/>
-              </w:rPr>
-              <w:t>S02</w:t>
-              <w:br/>
-            </w:r>
-            <w:r>
-              <w:rPr>
-                <w:b w:val="0"/>
-                <w:i w:val="0"/>
-                <w:color w:val="64748B"/>
-                <w:sz w:val="14"/>
-              </w:rPr>
-              <w:t>Éducation</w:t>
-            </w:r>
-          </w:p>
-        </w:tc>
-        <w:tc>
-          <w:tcPr>
-            <w:tcW w:type="dxa" w:w="1531"/>
-          </w:tcPr>
-          <w:p>
-            <w:r>
-              <w:rPr>
-                <w:b/>
-                <w:i w:val="0"/>
-                <w:color w:val="16A34A"/>
-                <w:sz w:val="16"/>
-              </w:rPr>
-              <w:t>—</w:t>
-            </w:r>
-          </w:p>
-        </w:tc>
-        <w:tc>
-          <w:tcPr>
-            <w:tcW w:type="dxa" w:w="1191"/>
-          </w:tcPr>
-          <w:p>
-            <w:r>
-              <w:rPr>
-                <w:b w:val="0"/>
-                <w:i w:val="0"/>
-                <w:color w:val="64748B"/>
-                <w:sz w:val="16"/>
-              </w:rPr>
-              <w:t>GT-CQ</w:t>
-            </w:r>
-          </w:p>
-        </w:tc>
-        <w:tc>
-          <w:tcPr>
-            <w:tcW w:type="dxa" w:w="4706"/>
-          </w:tcPr>
-          <w:p>
-            <w:r>
-              <w:rPr>
-                <w:b w:val="0"/>
-                <w:i w:val="0"/>
-                <w:sz w:val="17"/>
-              </w:rPr>
-              <w:t>veuillez, s'il vous plait, confirmer la cotisation ( 2000 FCFA) payée de ALPHA MAMOUDOU DIALLO avec le QG ou apporter les corrections nécessaires.</w:t>
-            </w:r>
-          </w:p>
-        </w:tc>
-      </w:tr>
-      <w:tr>
-        <w:tc>
-          <w:tcPr>
-            <w:tcW w:type="dxa" w:w="964"/>
-          </w:tcPr>
-          <w:p>
-            <w:r>
-              <w:rPr>
-                <w:b/>
-                <w:i w:val="0"/>
-                <w:color w:val="EA580C"/>
-                <w:sz w:val="16"/>
-              </w:rPr>
-              <w:t>Moyenne</w:t>
-            </w:r>
-          </w:p>
-        </w:tc>
-        <w:tc>
-          <w:tcPr>
-            <w:tcW w:type="dxa" w:w="1247"/>
-          </w:tcPr>
-          <w:p>
-            <w:r>
-              <w:rPr>
-                <w:b/>
-                <w:i w:val="0"/>
-                <w:sz w:val="16"/>
-              </w:rPr>
-              <w:t>S02</w:t>
-              <w:br/>
-            </w:r>
-            <w:r>
-              <w:rPr>
-                <w:b w:val="0"/>
-                <w:i w:val="0"/>
-                <w:color w:val="64748B"/>
-                <w:sz w:val="14"/>
-              </w:rPr>
-              <w:t>Éducation</w:t>
-            </w:r>
-          </w:p>
-        </w:tc>
-        <w:tc>
-          <w:tcPr>
-            <w:tcW w:type="dxa" w:w="1531"/>
-          </w:tcPr>
-          <w:p>
-            <w:r>
-              <w:rPr>
-                <w:b/>
-                <w:i w:val="0"/>
-                <w:color w:val="16A34A"/>
-                <w:sz w:val="16"/>
-              </w:rPr>
-              <w:t>s01q63, s00q04, s02q25, s01q00b, s02q17_2, s02q15_2</w:t>
-            </w:r>
-          </w:p>
-        </w:tc>
-        <w:tc>
-          <w:tcPr>
-            <w:tcW w:type="dxa" w:w="1191"/>
-          </w:tcPr>
-          <w:p>
-            <w:r>
-              <w:rPr>
-                <w:b w:val="0"/>
-                <w:i w:val="0"/>
-                <w:color w:val="64748B"/>
-                <w:sz w:val="16"/>
-              </w:rPr>
-              <w:t>GT-CQ</w:t>
-            </w:r>
-          </w:p>
-        </w:tc>
-        <w:tc>
-          <w:tcPr>
-            <w:tcW w:type="dxa" w:w="4706"/>
-          </w:tcPr>
-          <w:p>
-            <w:r>
-              <w:rPr>
-                <w:b w:val="0"/>
-                <w:i w:val="0"/>
-                <w:sz w:val="17"/>
-              </w:rPr>
               <w:t>Dans les milieux urbains c'est peu probable de voir une école dont les élèves ou étudiants ne dépensent pas en frais d'uniformes, prière de verifier pour ALPHA MAMOUDOU DIALLO qui fréquente 2ème année de Maternelle et corriger ou confirmer avec le QG.</w:t>
-            </w:r>
-          </w:p>
-        </w:tc>
-      </w:tr>
-      <w:tr>
-        <w:tc>
-          <w:tcPr>
-            <w:tcW w:type="dxa" w:w="964"/>
-          </w:tcPr>
-          <w:p>
-            <w:r>
-              <w:rPr>
-                <w:b/>
-                <w:i w:val="0"/>
-                <w:color w:val="EA580C"/>
-                <w:sz w:val="16"/>
-              </w:rPr>
-              <w:t>Moyenne</w:t>
-            </w:r>
-          </w:p>
-        </w:tc>
-        <w:tc>
-          <w:tcPr>
-            <w:tcW w:type="dxa" w:w="1247"/>
-          </w:tcPr>
-          <w:p>
-            <w:r>
-              <w:rPr>
-                <w:b/>
-                <w:i w:val="0"/>
-                <w:sz w:val="16"/>
-              </w:rPr>
-              <w:t>S02</w:t>
-              <w:br/>
-            </w:r>
-            <w:r>
-              <w:rPr>
-                <w:b w:val="0"/>
-                <w:i w:val="0"/>
-                <w:color w:val="64748B"/>
-                <w:sz w:val="14"/>
-              </w:rPr>
-              <w:t>Éducation</w:t>
-            </w:r>
-          </w:p>
-        </w:tc>
-        <w:tc>
-          <w:tcPr>
-            <w:tcW w:type="dxa" w:w="1531"/>
-          </w:tcPr>
-          <w:p>
-            <w:r>
-              <w:rPr>
-                <w:b/>
-                <w:i w:val="0"/>
-                <w:color w:val="16A34A"/>
-                <w:sz w:val="16"/>
-              </w:rPr>
-              <w:t>—</w:t>
-            </w:r>
-          </w:p>
-        </w:tc>
-        <w:tc>
-          <w:tcPr>
-            <w:tcW w:type="dxa" w:w="1191"/>
-          </w:tcPr>
-          <w:p>
-            <w:r>
-              <w:rPr>
-                <w:b w:val="0"/>
-                <w:i w:val="0"/>
-                <w:color w:val="64748B"/>
-                <w:sz w:val="16"/>
-              </w:rPr>
-              <w:t>GT-CQ</w:t>
-            </w:r>
-          </w:p>
-        </w:tc>
-        <w:tc>
-          <w:tcPr>
-            <w:tcW w:type="dxa" w:w="4706"/>
-          </w:tcPr>
-          <w:p>
-            <w:r>
-              <w:rPr>
-                <w:b w:val="0"/>
-                <w:i w:val="0"/>
-                <w:sz w:val="17"/>
-              </w:rPr>
-              <w:t>veuillez, s'il vous plait, confirmer les frais de scolarité ( 3000 FCFA) payée de MAMADOU LAMARANA DIALLO avec le QG ou apporter les corrections nécessaires.</w:t>
             </w:r>
           </w:p>
         </w:tc>
